--- a/2500702116_韩玮_个人任务与进度登记表.docx
+++ b/2500702116_韩玮_个人任务与进度登记表.docx
@@ -1658,13 +1658,9 @@
             <w:tcW w:w="2160" w:type="dxa"/>
           </w:tcPr>
           <w:p>
-            <w:pPr>
-              <w:spacing w:after="0"/>
-            </w:pPr>
             <w:r>
               <w:rPr>
                 <w:rFonts w:ascii="宋体" w:hAnsi="宋体" w:eastAsia="宋体"/>
-                <w:b w:val="0"/>
                 <w:sz w:val="24"/>
               </w:rPr>
               <w:t>第1天</w:t>
@@ -1676,19 +1672,12 @@
             <w:tcW w:w="2160" w:type="dxa"/>
           </w:tcPr>
           <w:p>
-            <w:pPr>
-              <w:spacing w:after="0"/>
-              <w:rPr>
-                <w:rFonts w:hint="default" w:eastAsia="宋体"/>
-                <w:lang w:val="en-US" w:eastAsia="zh-CN"/>
-              </w:rPr>
-            </w:pPr>
             <w:r>
               <w:rPr>
-                <w:rFonts w:hint="eastAsia"/>
-                <w:lang w:val="en-US" w:eastAsia="zh-CN"/>
+                <w:rFonts w:ascii="宋体" w:hAnsi="宋体" w:eastAsia="宋体"/>
+                <w:sz w:val="24"/>
               </w:rPr>
-              <w:t>完成初期HTML及CSS基础部分的编写</w:t>
+              <w:t>完成需求分析与页面设计，搭建HTML结构和CSS基础样式</w:t>
             </w:r>
           </w:p>
         </w:tc>
@@ -1697,19 +1686,12 @@
             <w:tcW w:w="2160" w:type="dxa"/>
           </w:tcPr>
           <w:p>
-            <w:pPr>
-              <w:spacing w:after="0"/>
-              <w:rPr>
-                <w:rFonts w:hint="default" w:eastAsia="宋体"/>
-                <w:lang w:val="en-US" w:eastAsia="zh-CN"/>
-              </w:rPr>
-            </w:pPr>
             <w:r>
               <w:rPr>
-                <w:rFonts w:hint="eastAsia"/>
-                <w:lang w:val="en-US" w:eastAsia="zh-CN"/>
+                <w:rFonts w:ascii="宋体" w:hAnsi="宋体" w:eastAsia="宋体"/>
+                <w:sz w:val="24"/>
               </w:rPr>
-              <w:t>HTML部分编写完成，但CSS部分中，有些许技术问题还未攻克</w:t>
+              <w:t>页面布局和基础样式基本完成，静态页面能正常显示</w:t>
             </w:r>
           </w:p>
         </w:tc>
@@ -1718,19 +1700,12 @@
             <w:tcW w:w="2160" w:type="dxa"/>
           </w:tcPr>
           <w:p>
-            <w:pPr>
-              <w:spacing w:after="0"/>
-              <w:rPr>
-                <w:rFonts w:hint="default" w:eastAsia="宋体"/>
-                <w:lang w:val="en-US" w:eastAsia="zh-CN"/>
-              </w:rPr>
-            </w:pPr>
             <w:r>
               <w:rPr>
-                <w:rFonts w:hint="eastAsia"/>
-                <w:lang w:val="en-US" w:eastAsia="zh-CN"/>
+                <w:rFonts w:ascii="宋体" w:hAnsi="宋体" w:eastAsia="宋体"/>
+                <w:sz w:val="24"/>
               </w:rPr>
-              <w:t>CSS部分问题尚未理解，通过自学课程及借助ai工具完成目标</w:t>
+              <w:t>页面三个区域宽度不一致，查了Flex布局的资料，用max-width加margin居中解决了</w:t>
             </w:r>
           </w:p>
         </w:tc>
@@ -1757,13 +1732,9 @@
             <w:tcW w:w="2160" w:type="dxa"/>
           </w:tcPr>
           <w:p>
-            <w:pPr>
-              <w:spacing w:after="0"/>
-            </w:pPr>
             <w:r>
               <w:rPr>
                 <w:rFonts w:ascii="宋体" w:hAnsi="宋体" w:eastAsia="宋体"/>
-                <w:b w:val="0"/>
                 <w:sz w:val="24"/>
               </w:rPr>
               <w:t>第2天</w:t>
@@ -1775,19 +1746,12 @@
             <w:tcW w:w="2160" w:type="dxa"/>
           </w:tcPr>
           <w:p>
-            <w:pPr>
-              <w:spacing w:after="0"/>
-              <w:rPr>
-                <w:rFonts w:hint="default" w:eastAsia="宋体"/>
-                <w:lang w:val="en-US" w:eastAsia="zh-CN"/>
-              </w:rPr>
-            </w:pPr>
             <w:r>
               <w:rPr>
-                <w:rFonts w:hint="eastAsia"/>
-                <w:lang w:val="en-US" w:eastAsia="zh-CN"/>
+                <w:rFonts w:ascii="宋体" w:hAnsi="宋体" w:eastAsia="宋体"/>
+                <w:sz w:val="24"/>
               </w:rPr>
-              <w:t>完成核心功能开发</w:t>
+              <w:t>完成名单管理和随机点名的核心功能</w:t>
             </w:r>
           </w:p>
         </w:tc>
@@ -1796,19 +1760,12 @@
             <w:tcW w:w="2160" w:type="dxa"/>
           </w:tcPr>
           <w:p>
-            <w:pPr>
-              <w:spacing w:after="0"/>
-              <w:rPr>
-                <w:rFonts w:hint="default" w:eastAsia="宋体"/>
-                <w:lang w:val="en-US" w:eastAsia="zh-CN"/>
-              </w:rPr>
-            </w:pPr>
             <w:r>
               <w:rPr>
-                <w:rFonts w:hint="eastAsia"/>
-                <w:lang w:val="en-US" w:eastAsia="zh-CN"/>
+                <w:rFonts w:ascii="宋体" w:hAnsi="宋体" w:eastAsia="宋体"/>
+                <w:sz w:val="24"/>
               </w:rPr>
-              <w:t>核心功能已基本完成</w:t>
+              <w:t>名单的添加、批量导入、清空都做好了，随机点名的滚动动画也能正常跑</w:t>
             </w:r>
           </w:p>
         </w:tc>
@@ -1817,19 +1774,12 @@
             <w:tcW w:w="2160" w:type="dxa"/>
           </w:tcPr>
           <w:p>
-            <w:pPr>
-              <w:spacing w:after="0"/>
-              <w:rPr>
-                <w:rFonts w:hint="default" w:eastAsia="宋体"/>
-                <w:lang w:val="en-US" w:eastAsia="zh-CN"/>
-              </w:rPr>
-            </w:pPr>
             <w:r>
               <w:rPr>
-                <w:rFonts w:hint="eastAsia"/>
-                <w:lang w:val="en-US" w:eastAsia="zh-CN"/>
+                <w:rFonts w:ascii="宋体" w:hAnsi="宋体" w:eastAsia="宋体"/>
+                <w:sz w:val="24"/>
               </w:rPr>
-              <w:t>在抽签功能时遭遇技术问题，通过观察已有抽签网站并借助ai工具理解其原理</w:t>
+              <w:t>批量导入时分隔符不统一，用正则表达式同时匹配换行逗号空格解决了；停止滚动时偶尔结果不对，调整了定时器清除的顺序就好了</w:t>
             </w:r>
           </w:p>
         </w:tc>
@@ -1856,13 +1806,9 @@
             <w:tcW w:w="2160" w:type="dxa"/>
           </w:tcPr>
           <w:p>
-            <w:pPr>
-              <w:spacing w:after="0"/>
-            </w:pPr>
             <w:r>
               <w:rPr>
                 <w:rFonts w:ascii="宋体" w:hAnsi="宋体" w:eastAsia="宋体"/>
-                <w:b w:val="0"/>
                 <w:sz w:val="24"/>
               </w:rPr>
               <w:t>第3天</w:t>
@@ -1874,19 +1820,12 @@
             <w:tcW w:w="2160" w:type="dxa"/>
           </w:tcPr>
           <w:p>
-            <w:pPr>
-              <w:spacing w:after="0"/>
-              <w:rPr>
-                <w:rFonts w:hint="default" w:eastAsia="宋体"/>
-                <w:lang w:val="en-US" w:eastAsia="zh-CN"/>
-              </w:rPr>
-            </w:pPr>
             <w:r>
               <w:rPr>
-                <w:rFonts w:hint="eastAsia"/>
-                <w:lang w:val="en-US" w:eastAsia="zh-CN"/>
+                <w:rFonts w:ascii="宋体" w:hAnsi="宋体" w:eastAsia="宋体"/>
+                <w:sz w:val="24"/>
               </w:rPr>
-              <w:t>对网站进行功能拓展及完善</w:t>
+              <w:t>实现多人抽取、响应式布局和表单校验</w:t>
             </w:r>
           </w:p>
         </w:tc>
@@ -1895,19 +1834,12 @@
             <w:tcW w:w="2160" w:type="dxa"/>
           </w:tcPr>
           <w:p>
-            <w:pPr>
-              <w:spacing w:after="0"/>
-              <w:rPr>
-                <w:rFonts w:hint="default" w:eastAsia="宋体"/>
-                <w:lang w:val="en-US" w:eastAsia="zh-CN"/>
-              </w:rPr>
-            </w:pPr>
             <w:r>
               <w:rPr>
-                <w:rFonts w:hint="eastAsia"/>
-                <w:lang w:val="en-US" w:eastAsia="zh-CN"/>
+                <w:rFonts w:ascii="宋体" w:hAnsi="宋体" w:eastAsia="宋体"/>
+                <w:sz w:val="24"/>
               </w:rPr>
-              <w:t>添加了批量输入功能及自定义抽签人数功能</w:t>
+              <w:t>能一次抽多个人了，手机上看页面也不乱了，各种异常输入都有提示</w:t>
             </w:r>
           </w:p>
         </w:tc>
@@ -1916,19 +1848,12 @@
             <w:tcW w:w="2160" w:type="dxa"/>
           </w:tcPr>
           <w:p>
-            <w:pPr>
-              <w:spacing w:after="0"/>
-              <w:rPr>
-                <w:rFonts w:hint="default" w:eastAsia="宋体"/>
-                <w:lang w:val="en-US" w:eastAsia="zh-CN"/>
-              </w:rPr>
-            </w:pPr>
             <w:r>
               <w:rPr>
-                <w:rFonts w:hint="eastAsia"/>
-                <w:lang w:val="en-US" w:eastAsia="zh-CN"/>
+                <w:rFonts w:ascii="宋体" w:hAnsi="宋体" w:eastAsia="宋体"/>
+                <w:sz w:val="24"/>
               </w:rPr>
-              <w:t>自定义抽签功能遭遇问题，寻求同学及学长的帮助获得解决</w:t>
+              <w:t>抽多人时怎么保证不重复想了半天，最后用了抽一个就从候选池删一个的办法；手机上按钮挤在一起，加了媒体查询和自动换行解决</w:t>
             </w:r>
           </w:p>
         </w:tc>
@@ -1955,13 +1880,9 @@
             <w:tcW w:w="2160" w:type="dxa"/>
           </w:tcPr>
           <w:p>
-            <w:pPr>
-              <w:spacing w:after="0"/>
-            </w:pPr>
             <w:r>
               <w:rPr>
                 <w:rFonts w:ascii="宋体" w:hAnsi="宋体" w:eastAsia="宋体"/>
-                <w:b w:val="0"/>
                 <w:sz w:val="24"/>
               </w:rPr>
               <w:t>第4天</w:t>
@@ -1973,15 +1894,12 @@
             <w:tcW w:w="2160" w:type="dxa"/>
           </w:tcPr>
           <w:p>
-            <w:pPr>
-              <w:spacing w:after="0"/>
-            </w:pPr>
             <w:r>
               <w:rPr>
-                <w:rFonts w:hint="eastAsia"/>
-                <w:lang w:val="en-US" w:eastAsia="zh-CN"/>
+                <w:rFonts w:ascii="宋体" w:hAnsi="宋体" w:eastAsia="宋体"/>
+                <w:sz w:val="24"/>
               </w:rPr>
-              <w:t>完成网站的线上部署并测试网站稳定性</w:t>
+              <w:t>多浏览器测试、修复bug、完成线上部署和Git版本管理</w:t>
             </w:r>
           </w:p>
         </w:tc>
@@ -1990,15 +1908,12 @@
             <w:tcW w:w="2160" w:type="dxa"/>
           </w:tcPr>
           <w:p>
-            <w:pPr>
-              <w:spacing w:after="0"/>
-            </w:pPr>
             <w:r>
               <w:rPr>
-                <w:rFonts w:hint="eastAsia"/>
-                <w:lang w:val="en-US" w:eastAsia="zh-CN"/>
+                <w:rFonts w:ascii="宋体" w:hAnsi="宋体" w:eastAsia="宋体"/>
+                <w:sz w:val="24"/>
               </w:rPr>
-              <w:t>圆满完成预期任务</w:t>
+              <w:t>三个浏览器测了都没问题，网站部署上线能访问，代码也推到GitHub了</w:t>
             </w:r>
           </w:p>
         </w:tc>
@@ -2007,19 +1922,12 @@
             <w:tcW w:w="2160" w:type="dxa"/>
           </w:tcPr>
           <w:p>
-            <w:pPr>
-              <w:spacing w:after="0"/>
-              <w:rPr>
-                <w:rFonts w:hint="default" w:eastAsia="宋体"/>
-                <w:lang w:val="en-US" w:eastAsia="zh-CN"/>
-              </w:rPr>
-            </w:pPr>
             <w:r>
               <w:rPr>
-                <w:rFonts w:hint="eastAsia"/>
-                <w:lang w:val="en-US" w:eastAsia="zh-CN"/>
+                <w:rFonts w:ascii="宋体" w:hAnsi="宋体" w:eastAsia="宋体"/>
+                <w:sz w:val="24"/>
               </w:rPr>
-              <w:t>部署线上不熟练，摸索了一段时间完成目标</w:t>
+              <w:t>Git提交时报权限拒绝，用管理员身份运行命令行就好了；推GitHub被拒因为远程有初始化的README，强制推送解决；Surge部署卡在域名确认，在命令里直接指定域名就跳过了</w:t>
             </w:r>
           </w:p>
         </w:tc>
@@ -2046,13 +1954,9 @@
             <w:tcW w:w="2160" w:type="dxa"/>
           </w:tcPr>
           <w:p>
-            <w:pPr>
-              <w:spacing w:after="0"/>
-            </w:pPr>
             <w:r>
               <w:rPr>
                 <w:rFonts w:ascii="宋体" w:hAnsi="宋体" w:eastAsia="宋体"/>
-                <w:b w:val="0"/>
                 <w:sz w:val="24"/>
               </w:rPr>
               <w:t>第5天</w:t>
@@ -2064,19 +1968,12 @@
             <w:tcW w:w="2160" w:type="dxa"/>
           </w:tcPr>
           <w:p>
-            <w:pPr>
-              <w:spacing w:after="0"/>
-              <w:rPr>
-                <w:rFonts w:hint="default" w:eastAsia="宋体"/>
-                <w:lang w:val="en-US" w:eastAsia="zh-CN"/>
-              </w:rPr>
-            </w:pPr>
             <w:r>
               <w:rPr>
-                <w:rFonts w:hint="eastAsia"/>
-                <w:lang w:val="en-US" w:eastAsia="zh-CN"/>
+                <w:rFonts w:ascii="宋体" w:hAnsi="宋体" w:eastAsia="宋体"/>
+                <w:sz w:val="24"/>
               </w:rPr>
-              <w:t>进行文档撰写，完成提交材料</w:t>
+              <w:t>撰写课程要求的各项文档，整理提交材料</w:t>
             </w:r>
           </w:p>
         </w:tc>
@@ -2085,19 +1982,12 @@
             <w:tcW w:w="2160" w:type="dxa"/>
           </w:tcPr>
           <w:p>
-            <w:pPr>
-              <w:spacing w:after="0"/>
-              <w:rPr>
-                <w:rFonts w:hint="default" w:eastAsia="宋体"/>
-                <w:lang w:val="en-US" w:eastAsia="zh-CN"/>
-              </w:rPr>
-            </w:pPr>
             <w:r>
               <w:rPr>
-                <w:rFonts w:hint="eastAsia"/>
-                <w:lang w:val="en-US" w:eastAsia="zh-CN"/>
+                <w:rFonts w:ascii="宋体" w:hAnsi="宋体" w:eastAsia="宋体"/>
+                <w:sz w:val="24"/>
               </w:rPr>
-              <w:t>圆满完成预期任务</w:t>
+              <w:t>六份文档都写完了，格式也检查过，材料整理齐全</w:t>
             </w:r>
           </w:p>
         </w:tc>
@@ -2106,22 +1996,13 @@
             <w:tcW w:w="2160" w:type="dxa"/>
           </w:tcPr>
           <w:p>
-            <w:pPr>
-              <w:spacing w:after="0"/>
-              <w:rPr>
-                <w:rFonts w:hint="eastAsia" w:eastAsia="宋体"/>
-                <w:lang w:val="en-US" w:eastAsia="zh-CN"/>
-              </w:rPr>
-            </w:pPr>
             <w:r>
               <w:rPr>
-                <w:rFonts w:hint="eastAsia"/>
-                <w:lang w:val="en-US" w:eastAsia="zh-CN"/>
+                <w:rFonts w:ascii="宋体" w:hAnsi="宋体" w:eastAsia="宋体"/>
+                <w:sz w:val="24"/>
               </w:rPr>
-              <w:t>无</w:t>
+              <w:t>文档格式老是调不对，用python-docx写脚本自动生成Word就统一了；架构图用Word画太麻烦，改用文字框图表示</w:t>
             </w:r>
-            <w:bookmarkStart w:id="0" w:name="_GoBack"/>
-            <w:bookmarkEnd w:id="0"/>
           </w:p>
         </w:tc>
       </w:tr>
